--- a/07_SCI_TUST/Chapter00_總綱/03_摘要與關鍵字.docx
+++ b/07_SCI_TUST/Chapter00_總綱/03_摘要與關鍵字.docx
@@ -9,7 +9,7 @@
           <w:b/>
           <w:sz w:val="32"/>
         </w:rPr>
-        <w:t>摘要與關鍵字（v0 草案）</w:t>
+        <w:t>摘要與關鍵字（v2；依新題目與缺口短版規則重寫）</w:t>
       </w:r>
     </w:p>
     <w:p>
@@ -19,7 +19,24 @@
           <w:b w:val="0"/>
           <w:sz w:val="22"/>
         </w:rPr>
-        <w:t>格式依前作：單段 ~450 字元，問題→缺口→方法→案例→「結果顯示」＋三個分號結論。數字待 L0 對照與終版圖表定案後回填（【】為佔位）。</w:t>
+        <w:t>規則：摘要第 2–3 句放缺口濃縮版（</w:t>
+      </w:r>
+      <w:r>
+        <w:rPr>
+          <w:rFonts w:ascii="Times New Roman" w:hAnsi="Times New Roman" w:eastAsia="標楷體"/>
+          <w:b w:val="0"/>
+          <w:color w:val="1F4EC8"/>
+          <w:sz w:val="22"/>
+        </w:rPr>
+        <w:t>(Wu et al., 2024)</w:t>
+      </w:r>
+      <w:r>
+        <w:rPr>
+          <w:rFonts w:ascii="Times New Roman" w:hAnsi="Times New Roman" w:eastAsia="標楷體"/>
+          <w:b w:val="0"/>
+          <w:sz w:val="22"/>
+        </w:rPr>
+        <w:t>「缺口說兩次」戰法）；結尾三分號結論式（前作格式）；不出現方法詞直到中段。</w:t>
       </w:r>
     </w:p>
     <w:p>
@@ -29,7 +46,25 @@
           <w:b w:val="0"/>
           <w:sz w:val="24"/>
         </w:rPr>
-        <w:t>營運中山岳隧道之襯砌開裂與地下水活動密切相關，然而現行依時變形研究多止於圍岩尺度，且隧道與坡地系統之互制分析多僅考慮地震荷載，長期水文循環驅動之襯砌損傷機制尚缺乏跨尺度之量化途徑。本文以阿里山林業鐵路某曲線段隧道為案例，建立坡地尺度滲流—隧道尺度門檻滯動潛變—襯砌尺度離散開裂之三尺度單向傳遞鏈，並以損傷—勁度回饋之交替耦合初探襯砌劣化之自增強效應；模型以三維工程地質模型錨定，材料參數具鑽探與室內試驗出處，模擬結果與現地雷射掃描裂縫展開圖同座標對照。結果顯示：雨峰窗口貢獻約九成之襯砌損傷增量，濕季損傷速率為初始乾季之 7.0 倍、退水後降至雨季之 0.5%，水位相位實質控制損傷節律；模擬裂縫呈帶狀分區且以環向為主導，與曲線異狀段之現地展開圖對照【吻合度敘述待 W1 統計】；雙向損傷回饋使 130 天累積損傷達單向之 2.83 倍，顯示襯砌劣化評估若忽略互制回饋將顯著低估【比例待 L0 分解】。</w:t>
+        <w:t>營運中山岳鐵路隧道之襯砌裂縫常與降雨及地下水活動高度相關，然其逐年演化之驅動機制尚缺乏定量解釋；既有研究多以穩態或單調水文情境處理地下水，且連續體模型無法顯式解析裂縫之萌生與擴展。本文以臺灣阿里山林業鐵路某曲線段營運隧道為對象，整合十年裂縫調查（雷射掃描兩期與三期展開圖）、裂縫計監測與水位觀測，建立三維工程地質模型錨定之跨尺度數值鏈——坡地尺度滲流、隧道尺度門檻滯動潛變、襯砌尺度鍵結顆粒離散開裂——重現水位年循環下襯砌損傷之時空發展，並以損傷—勁度回饋初探襯砌劣化之自增強效應。結果顯示：雨峰窗口貢獻約九成之損傷增量，濕季損傷速率為初始乾季之 7.0 倍、退水後降至雨季之 0.5%，水位相位實質控制損傷節律；模擬裂縫呈帶狀分區且以環向為主導，與曲線異狀段現地展開圖對照一致【W1 統計回填】；考慮損傷回饋後 130 天累積損傷達單向分析之 2.83 倍，顯示襯砌劣化評估若忽略互制回饋將顯著低估。</w:t>
+      </w:r>
+      <w:r>
+        <w:rPr>
+          <w:rFonts w:ascii="Times New Roman" w:hAnsi="Times New Roman" w:eastAsia="標楷體"/>
+          <w:b w:val="0"/>
+          <w:sz w:val="24"/>
+        </w:rPr>
+        <w:t xml:space="preserve">　</w:t>
+      </w:r>
+      <w:r>
+        <w:rPr>
+          <w:rFonts w:ascii="Times New Roman" w:hAnsi="Times New Roman" w:eastAsia="標楷體"/>
+          <w:b w:val="0"/>
+          <w:color w:val="000000"/>
+          <w:sz w:val="22"/>
+          <w:highlight w:val="yellow"/>
+        </w:rPr>
+        <w:t>【重點：缺口第2-3句＋三分號結論＋方法詞中段才出現】</w:t>
       </w:r>
     </w:p>
     <w:p>
@@ -39,7 +74,7 @@
           <w:b/>
           <w:sz w:val="28"/>
         </w:rPr>
-        <w:t>關鍵字（5–8）</w:t>
+        <w:t>關鍵字（5–8；含題目佔位詞）</w:t>
       </w:r>
     </w:p>
     <w:p>
@@ -49,7 +84,7 @@
           <w:b w:val="0"/>
           <w:sz w:val="24"/>
         </w:rPr>
-        <w:t>中：跨尺度數值模擬；襯砌開裂；地下水位循環；滯動潛變；FDM–DEM 耦合；隧道維養</w:t>
+        <w:t>EN: lining crack evolution; groundwater fluctuation; intermittent time-dependent deformation; operating tunnel; cross-scale simulation; tunnel maintenance</w:t>
       </w:r>
     </w:p>
     <w:p>
@@ -59,13 +94,10 @@
           <w:b w:val="0"/>
           <w:sz w:val="24"/>
         </w:rPr>
-        <w:t>EN: cross-scale simulation; lining cracking; groundwater cycling; intermittent creep; FDM–DEM coupling; tunnel maintenance</w:t>
+        <w:t>中：襯砌裂縫演化；地下水位循環；滯動依時變形；營運隧道；跨尺度模擬；隧道維養</w:t>
       </w:r>
     </w:p>
     <w:p>
-      <w:pPr>
-        <w:spacing w:after="240"/>
-      </w:pPr>
       <w:r>
         <w:rPr>
           <w:rFonts w:ascii="Times New Roman" w:hAnsi="Times New Roman" w:eastAsia="標楷體"/>
@@ -81,7 +113,7 @@
           <w:b w:val="0"/>
           <w:sz w:val="24"/>
         </w:rPr>
-        <w:t>摘要走向與關鍵字組合？（「損傷泵」一詞是否入摘要？）</w:t>
+        <w:t>摘要走向？「損傷泵」隱喻是否入摘要末句？</w:t>
       </w:r>
     </w:p>
     <w:sectPr>

--- a/07_SCI_TUST/Chapter00_總綱/03_摘要與關鍵字.docx
+++ b/07_SCI_TUST/Chapter00_總綱/03_摘要與關鍵字.docx
@@ -3,13 +3,16 @@
 <w:document xmlns:wpc="http://schemas.microsoft.com/office/word/2010/wordprocessingCanvas" xmlns:mo="http://schemas.microsoft.com/office/mac/office/2008/main" xmlns:mc="http://schemas.openxmlformats.org/markup-compatibility/2006" xmlns:mv="urn:schemas-microsoft-com:mac:vml" xmlns:o="urn:schemas-microsoft-com:office:office" xmlns:r="http://schemas.openxmlformats.org/officeDocument/2006/relationships" xmlns:m="http://schemas.openxmlformats.org/officeDocument/2006/math" xmlns:v="urn:schemas-microsoft-com:vml" xmlns:wp14="http://schemas.microsoft.com/office/word/2010/wordprocessingDrawing" xmlns:wp="http://schemas.openxmlformats.org/drawingml/2006/wordprocessingDrawing" xmlns:w10="urn:schemas-microsoft-com:office:word" xmlns:w="http://schemas.openxmlformats.org/wordprocessingml/2006/main" xmlns:w14="http://schemas.microsoft.com/office/word/2010/wordml" xmlns:wpg="http://schemas.microsoft.com/office/word/2010/wordprocessingGroup" xmlns:wpi="http://schemas.microsoft.com/office/word/2010/wordprocessingInk" xmlns:wne="http://schemas.microsoft.com/office/word/2006/wordml" xmlns:wps="http://schemas.microsoft.com/office/word/2010/wordprocessingShape" mc:Ignorable="w14 wp14">
   <w:body>
     <w:p>
+      <w:pPr>
+        <w:pStyle w:val="Heading1"/>
+      </w:pPr>
       <w:r>
         <w:rPr>
           <w:rFonts w:ascii="Times New Roman" w:hAnsi="Times New Roman" w:eastAsia="標楷體"/>
           <w:b/>
           <w:sz w:val="32"/>
         </w:rPr>
-        <w:t>摘要與關鍵字（v2；依新題目與缺口短版規則重寫）</w:t>
+        <w:t>摘要與關鍵字（證據校準工作稿；05 為主、06 為探索）</w:t>
       </w:r>
     </w:p>
     <w:p>
@@ -19,16 +22,7 @@
           <w:b w:val="0"/>
           <w:sz w:val="22"/>
         </w:rPr>
-        <w:t>規則：摘要第 2–3 句放缺口濃縮版（</w:t>
-      </w:r>
-      <w:r>
-        <w:rPr>
-          <w:rFonts w:ascii="Times New Roman" w:hAnsi="Times New Roman" w:eastAsia="標楷體"/>
-          <w:b w:val="0"/>
-          <w:color w:val="1F4EC8"/>
-          <w:sz w:val="22"/>
-        </w:rPr>
-        <w:t>(Wu et al., 2024)</w:t>
+        <w:t>本版先按「案例—機制型文章」撰寫：摘要以 05 成熟鏈為主，06 僅保留探索性一句。若後續完成 L0、Eeff(D) 與交換間隔敏感度，再另行升格 06 結果；摘要不以文獻題目統計取代研究事實，也不放未回填的驗證句。</w:t>
       </w:r>
       <w:r>
         <w:rPr>
@@ -36,7 +30,30 @@
           <w:b w:val="0"/>
           <w:sz w:val="22"/>
         </w:rPr>
-        <w:t>「缺口說兩次」戰法）；結尾三分號結論式（前作格式）；不出現方法詞直到中段。</w:t>
+        <w:t xml:space="preserve">　</w:t>
+      </w:r>
+      <w:r>
+        <w:rPr>
+          <w:rFonts w:ascii="Times New Roman" w:hAnsi="Times New Roman" w:eastAsia="標楷體"/>
+          <w:b w:val="0"/>
+          <w:color w:val="000000"/>
+          <w:sz w:val="20"/>
+          <w:highlight w:val="yellow"/>
+        </w:rPr>
+        <w:t>【重點：摘要中的每個數字都必須能回指同一版本之圖、表、manifest 或現地資料】</w:t>
+      </w:r>
+    </w:p>
+    <w:p>
+      <w:pPr>
+        <w:pStyle w:val="Heading2"/>
+      </w:pPr>
+      <w:r>
+        <w:rPr>
+          <w:rFonts w:ascii="Times New Roman" w:hAnsi="Times New Roman" w:eastAsia="標楷體"/>
+          <w:b/>
+          <w:sz w:val="28"/>
+        </w:rPr>
+        <w:t>建議摘要 A｜案例—機制主線</w:t>
       </w:r>
     </w:p>
     <w:p>
@@ -46,7 +63,7 @@
           <w:b w:val="0"/>
           <w:sz w:val="24"/>
         </w:rPr>
-        <w:t>營運中山岳鐵路隧道之襯砌裂縫常與降雨及地下水活動高度相關，然其逐年演化之驅動機制尚缺乏定量解釋；既有研究多以穩態或單調水文情境處理地下水，且連續體模型無法顯式解析裂縫之萌生與擴展。本文以臺灣阿里山林業鐵路某曲線段營運隧道為對象，整合十年裂縫調查（雷射掃描兩期與三期展開圖）、裂縫計監測與水位觀測，建立三維工程地質模型錨定之跨尺度數值鏈——坡地尺度滲流、隧道尺度門檻滯動潛變、襯砌尺度鍵結顆粒離散開裂——重現水位年循環下襯砌損傷之時空發展，並以損傷—勁度回饋初探襯砌劣化之自增強效應。結果顯示：雨峰窗口貢獻約九成之損傷增量，濕季損傷速率為初始乾季之 7.0 倍、退水後降至雨季之 0.5%，水位相位實質控制損傷節律；模擬裂縫呈帶狀分區且以環向為主導，與曲線異狀段現地展開圖對照一致【W1 統計回填】；考慮損傷回饋後 130 天累積損傷達單向分析之 2.83 倍，顯示襯砌劣化評估若忽略互制回饋將顯著低估。</w:t>
+        <w:t>營運山岳隧道之襯砌病害常與坡體依時變形及水文變動並存，但有限的現地資料通常不足以分離各成因。既有研究已分別說明地下水載重、水位升降之路徑相依、水—岩依時行為、坡隧互制與襯砌裂縫演化；然而，循環水位、依時圍岩反應與顯式襯砌損傷如何在案例導向的跨尺度框架內共同作用，仍未獲充分釐清。本研究以臺灣一座營運山岳鐵路隧道為工程背景，彙整地質調查、多期 LiDAR、病害展開圖、裂縫計與水位資料。其中地質與水文資料用於模型及情境建置，巡檢資料則保留作病害分區與型態層級比較；據此建立由坡地尺度、隧道近場至襯砌 BPM 的三尺度連續—離散數值流程。數值水位循環定位為放大情境，而非實測歷程的直接重現。130 天、11 階段的單向分析顯示，在本研究情境與門檻本構下，濕季損傷速率相對初始乾季之比 A_wet 為 7.0，退水後相對濕季之比 A_frz 為 0.0046，顯示微損傷增量集中於高水位時窗。微損傷事件經空間聚類後，可在分區與型態層級和現地病害資料對照，但不作逐裂縫驗證。另以 26 個 5-day tick 進行初步交錯式損傷—勁度更新試算，以檢查流程可行性；現階段不作定量回饋歸因。研究結果建立了一條可追溯的案例導向跨尺度分析路徑，可供營運隧道水文監測與病害分區之機制判釋參考。</w:t>
       </w:r>
       <w:r>
         <w:rPr>
@@ -64,17 +81,98 @@
           <w:sz w:val="22"/>
           <w:highlight w:val="yellow"/>
         </w:rPr>
-        <w:t>【重點：缺口第2-3句＋三分號結論＋方法詞中段才出現】</w:t>
+        <w:t>【重點：結論限定於模型機制、相對趨勢與分區判釋，不延伸成現地單因證明或壽命預測】</w:t>
       </w:r>
     </w:p>
     <w:p>
+      <w:pPr>
+        <w:pStyle w:val="Heading2"/>
+      </w:pPr>
       <w:r>
         <w:rPr>
           <w:rFonts w:ascii="Times New Roman" w:hAnsi="Times New Roman" w:eastAsia="標楷體"/>
           <w:b/>
           <w:sz w:val="28"/>
         </w:rPr>
-        <w:t>關鍵字（5–8；含題目佔位詞）</w:t>
+        <w:t>摘要禁用／待證明措辭</w:t>
+      </w:r>
+    </w:p>
+    <w:p>
+      <w:pPr>
+        <w:pStyle w:val="ListBullet"/>
+      </w:pPr>
+      <w:r>
+        <w:rPr>
+          <w:rFonts w:ascii="Times New Roman" w:hAnsi="Times New Roman" w:eastAsia="標楷體"/>
+          <w:b w:val="0"/>
+          <w:sz w:val="21"/>
+        </w:rPr>
+        <w:t>「地下水循環驅動現地裂縫」：目前只能寫 under cyclic groundwater-level fluctuations。</w:t>
+      </w:r>
+    </w:p>
+    <w:p>
+      <w:pPr>
+        <w:pStyle w:val="ListBullet"/>
+      </w:pPr>
+      <w:r>
+        <w:rPr>
+          <w:rFonts w:ascii="Times New Roman" w:hAnsi="Times New Roman" w:eastAsia="標楷體"/>
+          <w:b w:val="0"/>
+          <w:sz w:val="21"/>
+        </w:rPr>
+        <w:t>「模擬與現地一致／驗證成功」：目前只允許 spatial-zone／pattern-level comparison。</w:t>
+      </w:r>
+    </w:p>
+    <w:p>
+      <w:pPr>
+        <w:pStyle w:val="ListBullet"/>
+      </w:pPr>
+      <w:r>
+        <w:rPr>
+          <w:rFonts w:ascii="Times New Roman" w:hAnsi="Times New Roman" w:eastAsia="標楷體"/>
+          <w:b w:val="0"/>
+          <w:sz w:val="21"/>
+        </w:rPr>
+        <w:t>「2.83 倍由雙向回饋造成」：L0 與敏感度未完成前只能寫 T5 與 v6 的觀察差異。</w:t>
+      </w:r>
+    </w:p>
+    <w:p>
+      <w:pPr>
+        <w:pStyle w:val="ListBullet"/>
+      </w:pPr>
+      <w:r>
+        <w:rPr>
+          <w:rFonts w:ascii="Times New Roman" w:hAnsi="Times New Roman" w:eastAsia="標楷體"/>
+          <w:b w:val="0"/>
+          <w:sz w:val="21"/>
+        </w:rPr>
+        <w:t>「RC 襯砌裂縫」：未表現配筋時使用 plain-concrete idealization／BPM lining。</w:t>
+      </w:r>
+    </w:p>
+    <w:p>
+      <w:pPr>
+        <w:pStyle w:val="ListBullet"/>
+      </w:pPr>
+      <w:r>
+        <w:rPr>
+          <w:rFonts w:ascii="Times New Roman" w:hAnsi="Times New Roman" w:eastAsia="標楷體"/>
+          <w:b w:val="0"/>
+          <w:sz w:val="21"/>
+        </w:rPr>
+        <w:t>「裂縫數」：原始 bond breaks 應稱 microdamage events；聚類重建後才稱 cracks。</w:t>
+      </w:r>
+    </w:p>
+    <w:p>
+      <w:pPr>
+        <w:pStyle w:val="Heading2"/>
+      </w:pPr>
+      <w:r>
+        <w:rPr>
+          <w:rFonts w:ascii="Times New Roman" w:hAnsi="Times New Roman" w:eastAsia="標楷體"/>
+          <w:b/>
+          <w:sz w:val="28"/>
+        </w:rPr>
+        <w:t>關鍵字（工作版）</w:t>
       </w:r>
     </w:p>
     <w:p>
@@ -82,9 +180,9 @@
         <w:rPr>
           <w:rFonts w:ascii="Times New Roman" w:hAnsi="Times New Roman" w:eastAsia="標楷體"/>
           <w:b w:val="0"/>
-          <w:sz w:val="24"/>
+          <w:sz w:val="21"/>
         </w:rPr>
-        <w:t>EN: lining crack evolution; groundwater fluctuation; intermittent time-dependent deformation; operating tunnel; cross-scale simulation; tunnel maintenance</w:t>
+        <w:t>EN: operating tunnel; groundwater-level fluctuation; time-dependent rock deformation; lining damage; cross-scale modeling; bonded-particle model</w:t>
       </w:r>
     </w:p>
     <w:p>
@@ -92,33 +190,14 @@
         <w:rPr>
           <w:rFonts w:ascii="Times New Roman" w:hAnsi="Times New Roman" w:eastAsia="標楷體"/>
           <w:b w:val="0"/>
-          <w:sz w:val="24"/>
+          <w:sz w:val="21"/>
         </w:rPr>
-        <w:t>中：襯砌裂縫演化；地下水位循環；滯動依時變形；營運隧道；跨尺度模擬；隧道維養</w:t>
-      </w:r>
-    </w:p>
-    <w:p>
-      <w:r>
-        <w:rPr>
-          <w:rFonts w:ascii="Times New Roman" w:hAnsi="Times New Roman" w:eastAsia="標楷體"/>
-          <w:b/>
-          <w:color w:val="C00000"/>
-          <w:sz w:val="24"/>
-        </w:rPr>
-        <w:t>【⚖ 待裁決】</w:t>
-      </w:r>
-      <w:r>
-        <w:rPr>
-          <w:rFonts w:ascii="Times New Roman" w:hAnsi="Times New Roman" w:eastAsia="標楷體"/>
-          <w:b w:val="0"/>
-          <w:sz w:val="24"/>
-        </w:rPr>
-        <w:t>摘要走向？「損傷泵」隱喻是否入摘要末句？</w:t>
+        <w:t>中：營運隧道；地下水位變動；岩體依時變形；襯砌損傷；跨尺度模擬；鍵結顆粒模型</w:t>
       </w:r>
     </w:p>
     <w:sectPr>
       <w:pgSz w:w="12240" w:h="15840"/>
-      <w:pgMar w:top="1440" w:right="1800" w:bottom="1440" w:left="1800" w:header="720" w:footer="720" w:gutter="0"/>
+      <w:pgMar w:top="1224" w:right="1296" w:bottom="1224" w:left="1296" w:header="720" w:footer="720" w:gutter="0"/>
       <w:cols w:space="720"/>
       <w:docGrid w:linePitch="360"/>
     </w:sectPr>
@@ -489,6 +568,9 @@
     <w:name w:val="Normal"/>
     <w:qFormat/>
     <w:rsid w:val="00FC693F"/>
+    <w:pPr>
+      <w:spacing w:after="120" w:line="283" w:lineRule="auto"/>
+    </w:pPr>
     <w:rPr>
       <w:rFonts w:ascii="Times New Roman" w:hAnsi="Times New Roman" w:eastAsia="標楷體"/>
       <w:sz w:val="24"/>
@@ -549,15 +631,15 @@
     <w:pPr>
       <w:keepNext/>
       <w:keepLines/>
-      <w:spacing w:before="480" w:after="0"/>
+      <w:spacing w:before="200" w:after="100"/>
       <w:outlineLvl w:val="0"/>
     </w:pPr>
     <w:rPr>
-      <w:rFonts w:asciiTheme="majorHAnsi" w:eastAsiaTheme="majorEastAsia" w:hAnsiTheme="majorHAnsi" w:cstheme="majorBidi"/>
+      <w:rFonts w:asciiTheme="majorHAnsi" w:eastAsiaTheme="majorEastAsia" w:hAnsiTheme="majorHAnsi" w:cstheme="majorBidi" w:ascii="Times New Roman" w:hAnsi="Times New Roman" w:eastAsia="標楷體"/>
       <w:b/>
       <w:bCs/>
-      <w:color w:val="365F91" w:themeColor="accent1" w:themeShade="BF"/>
-      <w:sz w:val="28"/>
+      <w:color w:val="000000"/>
+      <w:sz w:val="32"/>
       <w:szCs w:val="28"/>
     </w:rPr>
   </w:style>
@@ -573,15 +655,15 @@
     <w:pPr>
       <w:keepNext/>
       <w:keepLines/>
-      <w:spacing w:before="200" w:after="0"/>
+      <w:spacing w:before="160" w:after="100"/>
       <w:outlineLvl w:val="1"/>
     </w:pPr>
     <w:rPr>
-      <w:rFonts w:asciiTheme="majorHAnsi" w:eastAsiaTheme="majorEastAsia" w:hAnsiTheme="majorHAnsi" w:cstheme="majorBidi"/>
+      <w:rFonts w:asciiTheme="majorHAnsi" w:eastAsiaTheme="majorEastAsia" w:hAnsiTheme="majorHAnsi" w:cstheme="majorBidi" w:ascii="Times New Roman" w:hAnsi="Times New Roman" w:eastAsia="標楷體"/>
       <w:b/>
       <w:bCs/>
-      <w:color w:val="4F81BD" w:themeColor="accent1"/>
-      <w:sz w:val="26"/>
+      <w:color w:val="000000"/>
+      <w:sz w:val="28"/>
       <w:szCs w:val="26"/>
     </w:rPr>
   </w:style>
@@ -1020,8 +1102,13 @@
       <w:numPr>
         <w:numId w:val="1"/>
       </w:numPr>
+      <w:spacing w:after="60"/>
       <w:contextualSpacing/>
     </w:pPr>
+    <w:rPr>
+      <w:rFonts w:ascii="Times New Roman" w:hAnsi="Times New Roman" w:eastAsia="標楷體"/>
+      <w:sz w:val="22"/>
+    </w:rPr>
   </w:style>
   <w:style w:type="paragraph" w:styleId="ListBullet2">
     <w:name w:val="List Bullet 2"/>
@@ -1059,8 +1146,13 @@
       <w:numPr>
         <w:numId w:val="5"/>
       </w:numPr>
+      <w:spacing w:after="60"/>
       <w:contextualSpacing/>
     </w:pPr>
+    <w:rPr>
+      <w:rFonts w:ascii="Times New Roman" w:hAnsi="Times New Roman" w:eastAsia="標楷體"/>
+      <w:sz w:val="22"/>
+    </w:rPr>
   </w:style>
   <w:style w:type="paragraph" w:styleId="ListNumber2">
     <w:name w:val="List Number 2"/>
